--- a/Baseline Files/baseline-user-guide.docx
+++ b/Baseline Files/baseline-user-guide.docx
@@ -305,6 +305,62 @@
         <w:pStyle w:val="Heading1"/>
       </w:pPr>
       <w:r>
+        <w:t xml:space="preserve">Your Dashboard</w:t>
+      </w:r>
+    </w:p>
+    <w:p>
+      <w:pPr>
+        <w:spacing w:after="160"/>
+      </w:pPr>
+      <w:r>
+        <w:t xml:space="preserve">The home screen shows your data at a glance once you have at least two weeks of episodes logged.</w:t>
+      </w:r>
+    </w:p>
+    <w:p>
+      <w:pPr>
+        <w:spacing w:after="160"/>
+      </w:pPr>
+      <w:r>
+        <w:t xml:space="preserve">Symptom cards show your average score this month for each tracked symptom, along with whether that’s up or down from your starting baseline — so you can see at a glance if things are improving.</w:t>
+      </w:r>
+    </w:p>
+    <w:p>
+      <w:pPr>
+        <w:spacing w:after="160"/>
+      </w:pPr>
+      <w:r>
+        <w:t xml:space="preserve">The episode frequency chart shows how many episodes you’ve had each week across the last 12 weeks, with vertical lines marking when you started each preventative protocol. This makes it easier to see whether something changed after you started a new treatment.</w:t>
+      </w:r>
+    </w:p>
+    <w:p>
+      <w:pPr>
+        <w:spacing w:after="160"/>
+      </w:pPr>
+      <w:r>
+        <w:t xml:space="preserve">The symptom trend chart shows how each symptom score has moved week by week over the same period. Protocol start dates are marked here too.</w:t>
+      </w:r>
+    </w:p>
+    <w:p>
+      <w:pPr>
+        <w:spacing w:after="160"/>
+      </w:pPr>
+      <w:r>
+        <w:t xml:space="preserve">The rescue effectiveness table summarises each rescue option you’ve used: how many times, average effectiveness rating, and average time to relief. Useful for deciding which rescue option to reach for first.</w:t>
+      </w:r>
+    </w:p>
+    <w:p>
+      <w:pPr>
+        <w:spacing w:after="120"/>
+      </w:pPr>
+      <w:r>
+        <w:t xml:space="preserve"/>
+      </w:r>
+    </w:p>
+    <w:p>
+      <w:pPr>
+        <w:pStyle w:val="Heading1"/>
+      </w:pPr>
+      <w:r>
         <w:t xml:space="preserve">The Daily Check-in</w:t>
       </w:r>
     </w:p>
@@ -732,15 +788,15 @@
         <w:spacing w:after="160"/>
       </w:pPr>
       <w:r>
-        <w:t xml:space="preserve">When your experiment period ends, Baseline will prompt you to assess the outcome. You'll rate how well it worked, add notes, and decide whether to continue, pause, or stop the protocol.</w:t>
-      </w:r>
-    </w:p>
-    <w:p>
-      <w:pPr>
-        <w:spacing w:after="160"/>
-      </w:pPr>
-      <w:r>
-        <w:t xml:space="preserve">Over time, your completed experiments build up an evidence base — a real record of what you've tried and what the data showed.</w:t>
+        <w:t xml:space="preserve">When your experiment period ends, Baseline will prompt you to assess the outcome. The assessment page shows your actual data alongside the form: how your episode frequency compared before and during the experiment, how each symptom score changed, and a trend chart with a line marking when the experiment started. This gives you real numbers to work from rather than relying on memory. You’ll rate how well it worked, add notes, and decide whether to continue, pause, or stop the protocol.</w:t>
+      </w:r>
+    </w:p>
+    <w:p>
+      <w:pPr>
+        <w:spacing w:after="160"/>
+      </w:pPr>
+      <w:r>
+        <w:t xml:space="preserve">Over time, your completed experiments build up an evidence base — a real record of what you’ve tried and what the data showed.</w:t>
       </w:r>
     </w:p>
     <w:p>

--- a/Baseline Files/baseline-user-guide.docx
+++ b/Baseline Files/baseline-user-guide.docx
@@ -201,6 +201,38 @@
         <w:pStyle w:val="Heading1"/>
       </w:pPr>
       <w:r>
+        <w:t xml:space="preserve">Getting Access</w:t>
+      </w:r>
+    </w:p>
+    <w:p>
+      <w:pPr>
+        <w:spacing w:after="160"/>
+      </w:pPr>
+      <w:r>
+        <w:t xml:space="preserve">Baseline is invite-only during early access. To create an account you’ll need an invite code from us. Go to the registration page, enter your email, choose a password (8 characters minimum), confirm it, and enter your invite code. Each invite code can only be used once.</w:t>
+      </w:r>
+    </w:p>
+    <w:p>
+      <w:pPr>
+        <w:spacing w:after="160"/>
+      </w:pPr>
+      <w:r>
+        <w:t xml:space="preserve">Once registered, log in with your email and password. Check “Remember me” to stay logged in for 30 days. You can log out at any time from the sidebar or from the Account section in Settings. From Settings you can also change your email address or password — both require your current password to confirm.</w:t>
+      </w:r>
+    </w:p>
+    <w:p>
+      <w:pPr>
+        <w:spacing w:after="120"/>
+      </w:pPr>
+      <w:r>
+        <w:t xml:space="preserve"/>
+      </w:r>
+    </w:p>
+    <w:p>
+      <w:pPr>
+        <w:pStyle w:val="Heading1"/>
+      </w:pPr>
+      <w:r>
         <w:t xml:space="preserve">Getting Started</w:t>
       </w:r>
     </w:p>
@@ -951,7 +983,7 @@
         <w:spacing w:after="160"/>
       </w:pPr>
       <w:r>
-        <w:t xml:space="preserve">This is an early-access version shared with trusted people. Please do not share your login or the app link with others without checking with us first.</w:t>
+        <w:t xml:space="preserve">This is an early-access version shared with trusted people via invite codes. Please do not share invite codes or the app link without checking with us first.</w:t>
       </w:r>
     </w:p>
     <w:sectPr>

--- a/Baseline Files/baseline-user-guide.docx
+++ b/Baseline Files/baseline-user-guide.docx
@@ -209,7 +209,7 @@
         <w:spacing w:after="160"/>
       </w:pPr>
       <w:r>
-        <w:t xml:space="preserve">Baseline is invite-only during early access. To create an account you’ll need an invite code from us. Go to the registration page, enter your email, choose a password (8 characters minimum), confirm it, and enter your invite code. Each invite code can only be used once.</w:t>
+        <w:t xml:space="preserve">Baseline is invite-only during early access. To create an account you’ll need an invite code from us. Go to the registration page, enter your email, choose a password (at least 8 characters, one uppercase letter, one number), confirm it, and enter your invite code. The registration page shows a real-time password strength indicator and will flag any mismatches before you submit. Each invite code can only be used once.</w:t>
       </w:r>
     </w:p>
     <w:p>
@@ -764,7 +764,7 @@
           <w:b w:val="false"/>
           <w:bCs w:val="false"/>
         </w:rPr>
-        <w:t xml:space="preserve">How long you'll give it before assessing (default is 8 weeks for most preventatives)</w:t>
+        <w:t xml:space="preserve">How long you’ll give it before assessing (default is 3 weeks — you can adjust this up or down)</w:t>
       </w:r>
     </w:p>
     <w:p>
@@ -901,24 +901,7 @@
           <w:b w:val="false"/>
           <w:bCs w:val="false"/>
         </w:rPr>
-        <w:t xml:space="preserve">The insights and charts section is coming soon</w:t>
-      </w:r>
-    </w:p>
-    <w:p>
-      <w:pPr>
-        <w:pStyle w:val="ListParagraph"/>
-        <w:numPr>
-          <w:ilvl w:val="0"/>
-          <w:numId w:val="2"/>
-        </w:numPr>
-        <w:spacing w:after="100"/>
-      </w:pPr>
-      <w:r>
-        <w:rPr>
-          <w:b w:val="false"/>
-          <w:bCs w:val="false"/>
-        </w:rPr>
-        <w:t xml:space="preserve">You're accessing it through a web browser — a mobile app is on the roadmap</w:t>
+        <w:t xml:space="preserve">You’re accessing it through a web browser — a mobile app is on the roadmap</w:t>
       </w:r>
     </w:p>
     <w:p>
@@ -943,7 +926,15 @@
         <w:spacing w:after="160"/>
       </w:pPr>
       <w:r>
-        <w:t xml:space="preserve">Your feedback is genuinely valuable. If something is confusing, broken, or missing — please tell us. You're helping shape what this becomes.</w:t>
+        <w:t xml:space="preserve">A Help page is available inside the app — look for the question-mark icon in the sidebar. It covers all the same topics as this guide and links directly to the relevant pages within Baseline.</w:t>
+      </w:r>
+    </w:p>
+    <w:p>
+      <w:pPr>
+        <w:spacing w:after="160"/>
+      </w:pPr>
+      <w:r>
+        <w:t xml:space="preserve">Your feedback is genuinely valuable. If something is confusing, broken, or missing — please tell us. You’re helping shape what this becomes.</w:t>
       </w:r>
     </w:p>
     <w:p>
@@ -967,7 +958,7 @@
         <w:spacing w:after="160"/>
       </w:pPr>
       <w:r>
-        <w:t xml:space="preserve">Your health data is stored locally on the server running Baseline and is not shared with third parties, with one exception: if you enable the AI check-in feature, your daily messages are sent to Anthropic's API for processing. Anthropic's privacy policy applies to that data.</w:t>
+        <w:t xml:space="preserve">Your health data is stored securely on Baseline’s server and is not shared with third parties, with one exception: if you enable the AI check-in feature, your daily messages are sent to Anthropic’s API for processing. Anthropic’s privacy policy applies to that data.</w:t>
       </w:r>
     </w:p>
     <w:p>

--- a/Baseline Files/baseline-user-guide.docx
+++ b/Baseline Files/baseline-user-guide.docx
@@ -901,7 +901,7 @@
           <w:b w:val="false"/>
           <w:bCs w:val="false"/>
         </w:rPr>
-        <w:t xml:space="preserve">You’re accessing it through a web browser — a mobile app is on the roadmap</w:t>
+        <w:t xml:space="preserve">You’re accessing it through a web browser — Baseline can be installed as an app (see below)</w:t>
       </w:r>
     </w:p>
     <w:p>
@@ -919,6 +919,30 @@
           <w:bCs w:val="false"/>
         </w:rPr>
         <w:t xml:space="preserve">Some rough edges in the UI that we're still polishing</w:t>
+      </w:r>
+    </w:p>
+    <w:p>
+      <w:pPr>
+        <w:pStyle w:val="Heading2"/>
+      </w:pPr>
+      <w:r>
+        <w:t xml:space="preserve">Install Baseline as an app</w:t>
+      </w:r>
+    </w:p>
+    <w:p>
+      <w:pPr>
+        <w:spacing w:after="160"/>
+      </w:pPr>
+      <w:r>
+        <w:t xml:space="preserve">Baseline can be installed directly from your browser — no App Store required. When you open Baseline, look for an “Install Baseline” prompt at the bottom of the screen. Tap it and confirm to add Baseline to your home screen or desktop. Once installed it opens like a native app, without browser toolbars.</w:t>
+      </w:r>
+    </w:p>
+    <w:p>
+      <w:pPr>
+        <w:spacing w:after="160"/>
+      </w:pPr>
+      <w:r>
+        <w:t xml:space="preserve">If you don’t see the prompt automatically, you can install manually: in Chrome or Safari, open the browser menu and look for “Add to Home Screen” or “Install app.” This works on both desktop and mobile.</w:t>
       </w:r>
     </w:p>
     <w:p>
